--- a/content-src/docx/R TLS 2017 09 08 Legacy of Spies.docx
+++ b/content-src/docx/R TLS 2017 09 08 Legacy of Spies.docx
@@ -51,12 +51,19 @@
     </w:p>
     <w:p>
       <w:r>
+        <w:t xml:space="preserve">&lt;quote&gt;</w:t>
+      </w:r>
+      <w:r>
         <w:t xml:space="preserve">"George, you won."</w:t>
       </w:r>
-    </w:p>
-    <w:p>
+      <w:r>
+        <w:br/>
+      </w:r>
       <w:r>
         <w:t xml:space="preserve">"Did I?" said Smiley. "Yes. Yes, well I suppose I did."</w:t>
+      </w:r>
+      <w:r>
+        <w:t xml:space="preserve">&lt;/quote&gt;</w:t>
       </w:r>
     </w:p>
     <w:p>

--- a/content-src/docx/R TLS 2017 09 08 Legacy of Spies.docx
+++ b/content-src/docx/R TLS 2017 09 08 Legacy of Spies.docx
@@ -20,13 +20,7 @@
         <w:br/>
       </w:r>
       <w:r>
-        <w:t xml:space="preserve">265pp. Penguin. £20.</w:t>
-      </w:r>
-      <w:r>
-        <w:br/>
-      </w:r>
-      <w:r>
-        <w:t xml:space="preserve">978 0 241 30854 7&lt;/details&gt;</w:t>
+        <w:t xml:space="preserve">265pp. Penguin. £20.&lt;/details&gt;</w:t>
       </w:r>
     </w:p>
     <w:p>

--- a/content-src/docx/R TLS 2017 09 08 Legacy of Spies.docx
+++ b/content-src/docx/R TLS 2017 09 08 Legacy of Spies.docx
@@ -21,6 +21,11 @@
       </w:r>
       <w:r>
         <w:t xml:space="preserve">265pp. Penguin. £20.&lt;/details&gt;</w:t>
+      </w:r>
+    </w:p>
+    <w:p>
+      <w:r>
+        <w:t xml:space="preserve">&lt;category&gt;fiction&lt;/category&gt;</w:t>
       </w:r>
     </w:p>
     <w:p>

--- a/content-src/docx/R TLS 2017 09 08 Legacy of Spies.docx
+++ b/content-src/docx/R TLS 2017 09 08 Legacy of Spies.docx
@@ -214,7 +214,7 @@
     </w:p>
     <w:p>
       <w:r>
-        <w:t>But those minor details (and that was not an exhaustive list, alas) are as nothing to what has been done to poor Peter Guillam. His age is at least consistent with the earlier novels (with the exception of the very first one, Call for the Dead, 1961, after which Le Carré revised everyone's chronology); but his parentage is now in dispute. In the early books "His father, a French businessman, had spied . . . in the war, while his mother, an Englishwoman, did mysterious things with codes". In Legacy his fathe</w:t>
+        <w:t>But those minor details (and that was not an exhaustive list, alas) are as nothing to what has been done to poor Peter Guillam. His age is at least consistent with the earlier novels (with the exception of the very first one, Call for the Dead, 1961, after which Le Carré revised everyone's chronology); but his parentage is now in dispute. In the early books "His father, a French businessman, had spied… in the war, while his mother, an Englishwoman, did mysterious things with codes". In Legacy his fathe</w:t>
       </w:r>
       <w:r>
         <w:t>r is "the wastrel son of a wealthy Anglo-French family from the English midlands" and his mother is "sole offspring of a long line of Breton farmers".</w:t>
@@ -242,7 +242,7 @@
         <w:t xml:space="preserve">Philosophically, A Legacy of Spies dwells, not wholly convincingly, less on the question of whether the end justified the means at the time than on whether subsequent events have made the whole struggle, with all its damaged lives, pointless in retrospect. In late Le Carré there has been a tendency towards unambiguous polemic (Absolute Friends being a striking example). Here we are more in the interesting territory of moral uncertainty and failure. What, Smiley asks, was he fighting for? Well, after ruling </w:t>
       </w:r>
       <w:r>
-        <w:t>out world peace, capitalism and Christendom, we end up with England. "But whose England? Which England? England alone, a citizen of nowhere? I'm a European, Peter . . .". The phrase "a citizen of nowhere" is not idly chosen. George Smiley, the expert on medieval German poetry, the doughty fighter of losing battles, has, of course, come out for Remain.</w:t>
+        <w:t>out world peace, capitalism and Christendom, we end up with England. "But whose England? Which England? England alone, a citizen of nowhere? I'm a European, Peter…". The phrase "a citizen of nowhere" is not idly chosen. George Smiley, the expert on medieval German poetry, the doughty fighter of losing battles, has, of course, come out for Remain.</w:t>
       </w:r>
     </w:p>
     <w:sectPr>
